--- a/XEngine_Docment/开发文档.docx
+++ b/XEngine_Docment/开发文档.docx
@@ -1,6 +1,6 @@
 
 <file path=word/document.xml><?xml version="1.0" encoding="utf-8"?>
-<w:document xmlns:wpc="http://schemas.microsoft.com/office/word/2010/wordprocessingCanvas" xmlns:cx="http://schemas.microsoft.com/office/drawing/2014/chartex" xmlns:cx1="http://schemas.microsoft.com/office/drawing/2015/9/8/chartex" xmlns:cx2="http://schemas.microsoft.com/office/drawing/2015/10/21/chartex" xmlns:cx3="http://schemas.microsoft.com/office/drawing/2016/5/9/chartex" xmlns:cx4="http://schemas.microsoft.com/office/drawing/2016/5/10/chartex" xmlns:cx5="http://schemas.microsoft.com/office/drawing/2016/5/11/chartex" xmlns:cx6="http://schemas.microsoft.com/office/drawing/2016/5/12/chartex" xmlns:cx7="http://schemas.microsoft.com/office/drawing/2016/5/13/chartex" xmlns:cx8="http://schemas.microsoft.com/office/drawing/2016/5/14/chartex" xmlns:mc="http://schemas.openxmlformats.org/markup-compatibility/2006" xmlns:aink="http://schemas.microsoft.com/office/drawing/2016/ink" xmlns:am3d="http://schemas.microsoft.com/office/drawing/2017/model3d" xmlns:o="urn:schemas-microsoft-com:office:office" xmlns:oel="http://schemas.microsoft.com/office/2019/extlst" xmlns:r="http://schemas.openxmlformats.org/officeDocument/2006/relationships" xmlns:m="http://schemas.openxmlformats.org/officeDocument/2006/math" xmlns:v="urn:schemas-microsoft-com:vml" xmlns:wp14="http://schemas.microsoft.com/office/word/2010/wordprocessingDrawing" xmlns:wp="http://schemas.openxmlformats.org/drawingml/2006/wordprocessingDrawing" xmlns:w10="urn:schemas-microsoft-com:office:word" xmlns:w="http://schemas.openxmlformats.org/wordprocessingml/2006/main" xmlns:w14="http://schemas.microsoft.com/office/word/2010/wordml" xmlns:w15="http://schemas.microsoft.com/office/word/2012/wordml" xmlns:w16cei="http://schemas.microsoft.com/office/word/2026/wordml/cei" xmlns:w16cex="http://schemas.microsoft.com/office/word/2018/wordml/cex" xmlns:w16cid="http://schemas.microsoft.com/office/word/2016/wordml/cid" xmlns:w16="http://schemas.microsoft.com/office/word/2018/wordml" xmlns:w16du="http://schemas.microsoft.com/office/word/2023/wordml/word16du" xmlns:w16sdtdh="http://schemas.microsoft.com/office/word/2020/wordml/sdtdatahash" xmlns:w16sdtfl="http://schemas.microsoft.com/office/word/2024/wordml/sdtformatlock" xmlns:w16se="http://schemas.microsoft.com/office/word/2015/wordml/symex" xmlns:wpg="http://schemas.microsoft.com/office/word/2010/wordprocessingGroup" xmlns:wpi="http://schemas.microsoft.com/office/word/2010/wordprocessingInk" xmlns:wne="http://schemas.microsoft.com/office/word/2006/wordml" xmlns:wps="http://schemas.microsoft.com/office/word/2010/wordprocessingShape" mc:Ignorable="w14 w15 w16se w16cid w16 w16cex w16sdtdh w16sdtfl w16du wp14">
+<w:document xmlns:wpc="http://schemas.microsoft.com/office/word/2010/wordprocessingCanvas" xmlns:cx="http://schemas.microsoft.com/office/drawing/2014/chartex" xmlns:cx1="http://schemas.microsoft.com/office/drawing/2015/9/8/chartex" xmlns:cx2="http://schemas.microsoft.com/office/drawing/2015/10/21/chartex" xmlns:cx3="http://schemas.microsoft.com/office/drawing/2016/5/9/chartex" xmlns:cx4="http://schemas.microsoft.com/office/drawing/2016/5/10/chartex" xmlns:cx5="http://schemas.microsoft.com/office/drawing/2016/5/11/chartex" xmlns:cx6="http://schemas.microsoft.com/office/drawing/2016/5/12/chartex" xmlns:cx7="http://schemas.microsoft.com/office/drawing/2016/5/13/chartex" xmlns:cx8="http://schemas.microsoft.com/office/drawing/2016/5/14/chartex" xmlns:mc="http://schemas.openxmlformats.org/markup-compatibility/2006" xmlns:aink="http://schemas.microsoft.com/office/drawing/2016/ink" xmlns:am3d="http://schemas.microsoft.com/office/drawing/2017/model3d" xmlns:o="urn:schemas-microsoft-com:office:office" xmlns:oel="http://schemas.microsoft.com/office/2019/extlst" xmlns:r="http://schemas.openxmlformats.org/officeDocument/2006/relationships" xmlns:m="http://schemas.openxmlformats.org/officeDocument/2006/math" xmlns:v="urn:schemas-microsoft-com:vml" xmlns:wp14="http://schemas.microsoft.com/office/word/2010/wordprocessingDrawing" xmlns:wp="http://schemas.openxmlformats.org/drawingml/2006/wordprocessingDrawing" xmlns:w10="urn:schemas-microsoft-com:office:word" xmlns:w="http://schemas.openxmlformats.org/wordprocessingml/2006/main" xmlns:w14="http://schemas.microsoft.com/office/word/2010/wordml" xmlns:w15="http://schemas.microsoft.com/office/word/2012/wordml" xmlns:w16cex="http://schemas.microsoft.com/office/word/2018/wordml/cex" xmlns:w16cid="http://schemas.microsoft.com/office/word/2016/wordml/cid" xmlns:w16="http://schemas.microsoft.com/office/word/2018/wordml" xmlns:w16du="http://schemas.microsoft.com/office/word/2023/wordml/word16du" xmlns:w16sdtdh="http://schemas.microsoft.com/office/word/2020/wordml/sdtdatahash" xmlns:w16sdtfl="http://schemas.microsoft.com/office/word/2024/wordml/sdtformatlock" xmlns:w16se="http://schemas.microsoft.com/office/word/2015/wordml/symex" xmlns:wpg="http://schemas.microsoft.com/office/word/2010/wordprocessingGroup" xmlns:wpi="http://schemas.microsoft.com/office/word/2010/wordprocessingInk" xmlns:wne="http://schemas.microsoft.com/office/word/2006/wordml" xmlns:wps="http://schemas.microsoft.com/office/word/2010/wordprocessingShape" mc:Ignorable="w14 w15 w16se w16cid w16 w16cex w16sdtdh w16sdtfl w16du wp14">
   <w:body>
     <w:p>
       <w:pPr>
@@ -89,7 +89,7 @@
           <w:r>
             <w:fldChar w:fldCharType="separate"/>
           </w:r>
-          <w:hyperlink w:anchor="_Toc237955165" w:history="1">
+          <w:hyperlink w:anchor="_Toc239232344" w:history="1">
             <w:r>
               <w:rPr>
                 <w:rStyle w:val="af2"/>
@@ -140,7 +140,7 @@
                 <w:noProof/>
                 <w:webHidden/>
               </w:rPr>
-              <w:instrText>PAGEREF _Toc237955165 \h</w:instrText>
+              <w:instrText>PAGEREF _Toc239232344 \h</w:instrText>
             </w:r>
             <w:r>
               <w:rPr>
@@ -197,7 +197,7 @@
               <w14:ligatures w14:val="standardContextual"/>
             </w:rPr>
           </w:pPr>
-          <w:hyperlink w:anchor="_Toc237955166" w:history="1">
+          <w:hyperlink w:anchor="_Toc239232345" w:history="1">
             <w:r>
               <w:rPr>
                 <w:rStyle w:val="af2"/>
@@ -241,7 +241,7 @@
                 <w:noProof/>
                 <w:webHidden/>
               </w:rPr>
-              <w:instrText>PAGEREF _Toc237955166 \h</w:instrText>
+              <w:instrText>PAGEREF _Toc239232345 \h</w:instrText>
             </w:r>
             <w:r>
               <w:rPr>
@@ -298,7 +298,7 @@
               <w14:ligatures w14:val="standardContextual"/>
             </w:rPr>
           </w:pPr>
-          <w:hyperlink w:anchor="_Toc237955167" w:history="1">
+          <w:hyperlink w:anchor="_Toc239232346" w:history="1">
             <w:r>
               <w:rPr>
                 <w:rStyle w:val="af2"/>
@@ -342,7 +342,7 @@
                 <w:noProof/>
                 <w:webHidden/>
               </w:rPr>
-              <w:instrText>PAGEREF _Toc237955167 \h</w:instrText>
+              <w:instrText>PAGEREF _Toc239232346 \h</w:instrText>
             </w:r>
             <w:r>
               <w:rPr>
@@ -399,7 +399,7 @@
               <w14:ligatures w14:val="standardContextual"/>
             </w:rPr>
           </w:pPr>
-          <w:hyperlink w:anchor="_Toc237955168" w:history="1">
+          <w:hyperlink w:anchor="_Toc239232347" w:history="1">
             <w:r>
               <w:rPr>
                 <w:rStyle w:val="af2"/>
@@ -443,7 +443,7 @@
                 <w:noProof/>
                 <w:webHidden/>
               </w:rPr>
-              <w:instrText>PAGEREF _Toc237955168 \h</w:instrText>
+              <w:instrText>PAGEREF _Toc239232347 \h</w:instrText>
             </w:r>
             <w:r>
               <w:rPr>
@@ -500,7 +500,7 @@
               <w14:ligatures w14:val="standardContextual"/>
             </w:rPr>
           </w:pPr>
-          <w:hyperlink w:anchor="_Toc237955169" w:history="1">
+          <w:hyperlink w:anchor="_Toc239232348" w:history="1">
             <w:r>
               <w:rPr>
                 <w:rStyle w:val="af2"/>
@@ -544,7 +544,7 @@
                 <w:noProof/>
                 <w:webHidden/>
               </w:rPr>
-              <w:instrText>PAGEREF _Toc237955169 \h</w:instrText>
+              <w:instrText>PAGEREF _Toc239232348 \h</w:instrText>
             </w:r>
             <w:r>
               <w:rPr>
@@ -601,7 +601,7 @@
               <w14:ligatures w14:val="standardContextual"/>
             </w:rPr>
           </w:pPr>
-          <w:hyperlink w:anchor="_Toc237955170" w:history="1">
+          <w:hyperlink w:anchor="_Toc239232349" w:history="1">
             <w:r>
               <w:rPr>
                 <w:rStyle w:val="af2"/>
@@ -645,7 +645,7 @@
                 <w:noProof/>
                 <w:webHidden/>
               </w:rPr>
-              <w:instrText>PAGEREF _Toc237955170 \h</w:instrText>
+              <w:instrText>PAGEREF _Toc239232349 \h</w:instrText>
             </w:r>
             <w:r>
               <w:rPr>
@@ -702,7 +702,7 @@
               <w14:ligatures w14:val="standardContextual"/>
             </w:rPr>
           </w:pPr>
-          <w:hyperlink w:anchor="_Toc237955171" w:history="1">
+          <w:hyperlink w:anchor="_Toc239232350" w:history="1">
             <w:r>
               <w:rPr>
                 <w:rStyle w:val="af2"/>
@@ -746,7 +746,7 @@
                 <w:noProof/>
                 <w:webHidden/>
               </w:rPr>
-              <w:instrText>PAGEREF _Toc237955171 \h</w:instrText>
+              <w:instrText>PAGEREF _Toc239232350 \h</w:instrText>
             </w:r>
             <w:r>
               <w:rPr>
@@ -803,7 +803,7 @@
               <w14:ligatures w14:val="standardContextual"/>
             </w:rPr>
           </w:pPr>
-          <w:hyperlink w:anchor="_Toc237955172" w:history="1">
+          <w:hyperlink w:anchor="_Toc239232351" w:history="1">
             <w:r>
               <w:rPr>
                 <w:rStyle w:val="af2"/>
@@ -847,7 +847,7 @@
                 <w:noProof/>
                 <w:webHidden/>
               </w:rPr>
-              <w:instrText>PAGEREF _Toc237955172 \h</w:instrText>
+              <w:instrText>PAGEREF _Toc239232351 \h</w:instrText>
             </w:r>
             <w:r>
               <w:rPr>
@@ -877,7 +877,7 @@
                 <w:noProof/>
                 <w:webHidden/>
               </w:rPr>
-              <w:t>5</w:t>
+              <w:t>4</w:t>
             </w:r>
             <w:r>
               <w:rPr>
@@ -904,7 +904,7 @@
               <w14:ligatures w14:val="standardContextual"/>
             </w:rPr>
           </w:pPr>
-          <w:hyperlink w:anchor="_Toc237955173" w:history="1">
+          <w:hyperlink w:anchor="_Toc239232352" w:history="1">
             <w:r>
               <w:rPr>
                 <w:rStyle w:val="af2"/>
@@ -948,7 +948,7 @@
                 <w:noProof/>
                 <w:webHidden/>
               </w:rPr>
-              <w:instrText>PAGEREF _Toc237955173 \h</w:instrText>
+              <w:instrText>PAGEREF _Toc239232352 \h</w:instrText>
             </w:r>
             <w:r>
               <w:rPr>
@@ -1005,7 +1005,7 @@
               <w14:ligatures w14:val="standardContextual"/>
             </w:rPr>
           </w:pPr>
-          <w:hyperlink w:anchor="_Toc237955174" w:history="1">
+          <w:hyperlink w:anchor="_Toc239232353" w:history="1">
             <w:r>
               <w:rPr>
                 <w:rStyle w:val="af2"/>
@@ -1049,7 +1049,7 @@
                 <w:noProof/>
                 <w:webHidden/>
               </w:rPr>
-              <w:instrText>PAGEREF _Toc237955174 \h</w:instrText>
+              <w:instrText>PAGEREF _Toc239232353 \h</w:instrText>
             </w:r>
             <w:r>
               <w:rPr>
@@ -1106,7 +1106,7 @@
               <w14:ligatures w14:val="standardContextual"/>
             </w:rPr>
           </w:pPr>
-          <w:hyperlink w:anchor="_Toc237955175" w:history="1">
+          <w:hyperlink w:anchor="_Toc239232354" w:history="1">
             <w:r>
               <w:rPr>
                 <w:rStyle w:val="af2"/>
@@ -1150,7 +1150,7 @@
                 <w:noProof/>
                 <w:webHidden/>
               </w:rPr>
-              <w:instrText>PAGEREF _Toc237955175 \h</w:instrText>
+              <w:instrText>PAGEREF _Toc239232354 \h</w:instrText>
             </w:r>
             <w:r>
               <w:rPr>
@@ -1206,7 +1206,7 @@
               <w14:ligatures w14:val="standardContextual"/>
             </w:rPr>
           </w:pPr>
-          <w:hyperlink w:anchor="_Toc237955176" w:history="1">
+          <w:hyperlink w:anchor="_Toc239232355" w:history="1">
             <w:r>
               <w:rPr>
                 <w:rStyle w:val="af2"/>
@@ -1257,7 +1257,7 @@
                 <w:noProof/>
                 <w:webHidden/>
               </w:rPr>
-              <w:instrText>PAGEREF _Toc237955176 \h</w:instrText>
+              <w:instrText>PAGEREF _Toc239232355 \h</w:instrText>
             </w:r>
             <w:r>
               <w:rPr>
@@ -1314,7 +1314,7 @@
               <w14:ligatures w14:val="standardContextual"/>
             </w:rPr>
           </w:pPr>
-          <w:hyperlink w:anchor="_Toc237955177" w:history="1">
+          <w:hyperlink w:anchor="_Toc239232356" w:history="1">
             <w:r>
               <w:rPr>
                 <w:rStyle w:val="af2"/>
@@ -1358,7 +1358,7 @@
                 <w:noProof/>
                 <w:webHidden/>
               </w:rPr>
-              <w:instrText>PAGEREF _Toc237955177 \h</w:instrText>
+              <w:instrText>PAGEREF _Toc239232356 \h</w:instrText>
             </w:r>
             <w:r>
               <w:rPr>
@@ -1415,7 +1415,7 @@
               <w14:ligatures w14:val="standardContextual"/>
             </w:rPr>
           </w:pPr>
-          <w:hyperlink w:anchor="_Toc237955178" w:history="1">
+          <w:hyperlink w:anchor="_Toc239232357" w:history="1">
             <w:r>
               <w:rPr>
                 <w:rStyle w:val="af2"/>
@@ -1459,7 +1459,7 @@
                 <w:noProof/>
                 <w:webHidden/>
               </w:rPr>
-              <w:instrText>PAGEREF _Toc237955178 \h</w:instrText>
+              <w:instrText>PAGEREF _Toc239232357 \h</w:instrText>
             </w:r>
             <w:r>
               <w:rPr>
@@ -1489,7 +1489,7 @@
                 <w:noProof/>
                 <w:webHidden/>
               </w:rPr>
-              <w:t>6</w:t>
+              <w:t>5</w:t>
             </w:r>
             <w:r>
               <w:rPr>
@@ -1516,7 +1516,7 @@
               <w14:ligatures w14:val="standardContextual"/>
             </w:rPr>
           </w:pPr>
-          <w:hyperlink w:anchor="_Toc237955179" w:history="1">
+          <w:hyperlink w:anchor="_Toc239232358" w:history="1">
             <w:r>
               <w:rPr>
                 <w:rStyle w:val="af2"/>
@@ -1560,7 +1560,7 @@
                 <w:noProof/>
                 <w:webHidden/>
               </w:rPr>
-              <w:instrText>PAGEREF _Toc237955179 \h</w:instrText>
+              <w:instrText>PAGEREF _Toc239232358 \h</w:instrText>
             </w:r>
             <w:r>
               <w:rPr>
@@ -1616,7 +1616,7 @@
               <w14:ligatures w14:val="standardContextual"/>
             </w:rPr>
           </w:pPr>
-          <w:hyperlink w:anchor="_Toc237955180" w:history="1">
+          <w:hyperlink w:anchor="_Toc239232359" w:history="1">
             <w:r>
               <w:rPr>
                 <w:rStyle w:val="af2"/>
@@ -1667,7 +1667,7 @@
                 <w:noProof/>
                 <w:webHidden/>
               </w:rPr>
-              <w:instrText>PAGEREF _Toc237955180 \h</w:instrText>
+              <w:instrText>PAGEREF _Toc239232359 \h</w:instrText>
             </w:r>
             <w:r>
               <w:rPr>
@@ -1697,7 +1697,7 @@
                 <w:noProof/>
                 <w:webHidden/>
               </w:rPr>
-              <w:t>7</w:t>
+              <w:t>6</w:t>
             </w:r>
             <w:r>
               <w:rPr>
@@ -1724,7 +1724,7 @@
               <w14:ligatures w14:val="standardContextual"/>
             </w:rPr>
           </w:pPr>
-          <w:hyperlink w:anchor="_Toc237955181" w:history="1">
+          <w:hyperlink w:anchor="_Toc239232360" w:history="1">
             <w:r>
               <w:rPr>
                 <w:rStyle w:val="af2"/>
@@ -1768,7 +1768,7 @@
                 <w:noProof/>
                 <w:webHidden/>
               </w:rPr>
-              <w:instrText>PAGEREF _Toc237955181 \h</w:instrText>
+              <w:instrText>PAGEREF _Toc239232360 \h</w:instrText>
             </w:r>
             <w:r>
               <w:rPr>
@@ -1798,7 +1798,7 @@
                 <w:noProof/>
                 <w:webHidden/>
               </w:rPr>
-              <w:t>7</w:t>
+              <w:t>6</w:t>
             </w:r>
             <w:r>
               <w:rPr>
@@ -1825,7 +1825,7 @@
               <w14:ligatures w14:val="standardContextual"/>
             </w:rPr>
           </w:pPr>
-          <w:hyperlink w:anchor="_Toc237955182" w:history="1">
+          <w:hyperlink w:anchor="_Toc239232361" w:history="1">
             <w:r>
               <w:rPr>
                 <w:rStyle w:val="af2"/>
@@ -1869,7 +1869,7 @@
                 <w:noProof/>
                 <w:webHidden/>
               </w:rPr>
-              <w:instrText>PAGEREF _Toc237955182 \h</w:instrText>
+              <w:instrText>PAGEREF _Toc239232361 \h</w:instrText>
             </w:r>
             <w:r>
               <w:rPr>
@@ -1899,7 +1899,7 @@
                 <w:noProof/>
                 <w:webHidden/>
               </w:rPr>
-              <w:t>7</w:t>
+              <w:t>6</w:t>
             </w:r>
             <w:r>
               <w:rPr>
@@ -1926,7 +1926,7 @@
               <w14:ligatures w14:val="standardContextual"/>
             </w:rPr>
           </w:pPr>
-          <w:hyperlink w:anchor="_Toc237955183" w:history="1">
+          <w:hyperlink w:anchor="_Toc239232362" w:history="1">
             <w:r>
               <w:rPr>
                 <w:rStyle w:val="af2"/>
@@ -1970,7 +1970,7 @@
                 <w:noProof/>
                 <w:webHidden/>
               </w:rPr>
-              <w:instrText>PAGEREF _Toc237955183 \h</w:instrText>
+              <w:instrText>PAGEREF _Toc239232362 \h</w:instrText>
             </w:r>
             <w:r>
               <w:rPr>
@@ -2027,7 +2027,7 @@
               <w14:ligatures w14:val="standardContextual"/>
             </w:rPr>
           </w:pPr>
-          <w:hyperlink w:anchor="_Toc237955184" w:history="1">
+          <w:hyperlink w:anchor="_Toc239232363" w:history="1">
             <w:r>
               <w:rPr>
                 <w:rStyle w:val="af2"/>
@@ -2071,7 +2071,7 @@
                 <w:noProof/>
                 <w:webHidden/>
               </w:rPr>
-              <w:instrText>PAGEREF _Toc237955184 \h</w:instrText>
+              <w:instrText>PAGEREF _Toc239232363 \h</w:instrText>
             </w:r>
             <w:r>
               <w:rPr>
@@ -2128,7 +2128,7 @@
               <w14:ligatures w14:val="standardContextual"/>
             </w:rPr>
           </w:pPr>
-          <w:hyperlink w:anchor="_Toc237955185" w:history="1">
+          <w:hyperlink w:anchor="_Toc239232364" w:history="1">
             <w:r>
               <w:rPr>
                 <w:rStyle w:val="af2"/>
@@ -2172,7 +2172,7 @@
                 <w:noProof/>
                 <w:webHidden/>
               </w:rPr>
-              <w:instrText>PAGEREF _Toc237955185 \h</w:instrText>
+              <w:instrText>PAGEREF _Toc239232364 \h</w:instrText>
             </w:r>
             <w:r>
               <w:rPr>
@@ -2229,7 +2229,7 @@
               <w14:ligatures w14:val="standardContextual"/>
             </w:rPr>
           </w:pPr>
-          <w:hyperlink w:anchor="_Toc237955186" w:history="1">
+          <w:hyperlink w:anchor="_Toc239232365" w:history="1">
             <w:r>
               <w:rPr>
                 <w:rStyle w:val="af2"/>
@@ -2273,7 +2273,7 @@
                 <w:noProof/>
                 <w:webHidden/>
               </w:rPr>
-              <w:instrText>PAGEREF _Toc237955186 \h</w:instrText>
+              <w:instrText>PAGEREF _Toc239232365 \h</w:instrText>
             </w:r>
             <w:r>
               <w:rPr>
@@ -2330,7 +2330,7 @@
               <w14:ligatures w14:val="standardContextual"/>
             </w:rPr>
           </w:pPr>
-          <w:hyperlink w:anchor="_Toc237955187" w:history="1">
+          <w:hyperlink w:anchor="_Toc239232366" w:history="1">
             <w:r>
               <w:rPr>
                 <w:rStyle w:val="af2"/>
@@ -2374,7 +2374,7 @@
                 <w:noProof/>
                 <w:webHidden/>
               </w:rPr>
-              <w:instrText>PAGEREF _Toc237955187 \h</w:instrText>
+              <w:instrText>PAGEREF _Toc239232366 \h</w:instrText>
             </w:r>
             <w:r>
               <w:rPr>
@@ -2404,7 +2404,7 @@
                 <w:noProof/>
                 <w:webHidden/>
               </w:rPr>
-              <w:t>10</w:t>
+              <w:t>9</w:t>
             </w:r>
             <w:r>
               <w:rPr>
@@ -2431,7 +2431,7 @@
               <w14:ligatures w14:val="standardContextual"/>
             </w:rPr>
           </w:pPr>
-          <w:hyperlink w:anchor="_Toc237955188" w:history="1">
+          <w:hyperlink w:anchor="_Toc239232367" w:history="1">
             <w:r>
               <w:rPr>
                 <w:rStyle w:val="af2"/>
@@ -2475,7 +2475,7 @@
                 <w:noProof/>
                 <w:webHidden/>
               </w:rPr>
-              <w:instrText>PAGEREF _Toc237955188 \h</w:instrText>
+              <w:instrText>PAGEREF _Toc239232367 \h</w:instrText>
             </w:r>
             <w:r>
               <w:rPr>
@@ -2532,7 +2532,7 @@
               <w14:ligatures w14:val="standardContextual"/>
             </w:rPr>
           </w:pPr>
-          <w:hyperlink w:anchor="_Toc237955189" w:history="1">
+          <w:hyperlink w:anchor="_Toc239232368" w:history="1">
             <w:r>
               <w:rPr>
                 <w:rStyle w:val="af2"/>
@@ -2576,7 +2576,7 @@
                 <w:noProof/>
                 <w:webHidden/>
               </w:rPr>
-              <w:instrText>PAGEREF _Toc237955189 \h</w:instrText>
+              <w:instrText>PAGEREF _Toc239232368 \h</w:instrText>
             </w:r>
             <w:r>
               <w:rPr>
@@ -2606,7 +2606,7 @@
                 <w:noProof/>
                 <w:webHidden/>
               </w:rPr>
-              <w:t>11</w:t>
+              <w:t>10</w:t>
             </w:r>
             <w:r>
               <w:rPr>
@@ -2633,7 +2633,7 @@
               <w14:ligatures w14:val="standardContextual"/>
             </w:rPr>
           </w:pPr>
-          <w:hyperlink w:anchor="_Toc237955190" w:history="1">
+          <w:hyperlink w:anchor="_Toc239232369" w:history="1">
             <w:r>
               <w:rPr>
                 <w:rStyle w:val="af2"/>
@@ -2677,7 +2677,7 @@
                 <w:noProof/>
                 <w:webHidden/>
               </w:rPr>
-              <w:instrText>PAGEREF _Toc237955190 \h</w:instrText>
+              <w:instrText>PAGEREF _Toc239232369 \h</w:instrText>
             </w:r>
             <w:r>
               <w:rPr>
@@ -2707,7 +2707,7 @@
                 <w:noProof/>
                 <w:webHidden/>
               </w:rPr>
-              <w:t>11</w:t>
+              <w:t>10</w:t>
             </w:r>
             <w:r>
               <w:rPr>
@@ -2733,7 +2733,7 @@
               <w14:ligatures w14:val="standardContextual"/>
             </w:rPr>
           </w:pPr>
-          <w:hyperlink w:anchor="_Toc237955191" w:history="1">
+          <w:hyperlink w:anchor="_Toc239232370" w:history="1">
             <w:r>
               <w:rPr>
                 <w:rStyle w:val="af2"/>
@@ -2784,7 +2784,7 @@
                 <w:noProof/>
                 <w:webHidden/>
               </w:rPr>
-              <w:instrText>PAGEREF _Toc237955191 \h</w:instrText>
+              <w:instrText>PAGEREF _Toc239232370 \h</w:instrText>
             </w:r>
             <w:r>
               <w:rPr>
@@ -2841,7 +2841,7 @@
               <w14:ligatures w14:val="standardContextual"/>
             </w:rPr>
           </w:pPr>
-          <w:hyperlink w:anchor="_Toc237955192" w:history="1">
+          <w:hyperlink w:anchor="_Toc239232371" w:history="1">
             <w:r>
               <w:rPr>
                 <w:rStyle w:val="af2"/>
@@ -2878,7 +2878,7 @@
                 <w:noProof/>
                 <w:webHidden/>
               </w:rPr>
-              <w:instrText>PAGEREF _Toc237955192 \h</w:instrText>
+              <w:instrText>PAGEREF _Toc239232371 \h</w:instrText>
             </w:r>
             <w:r>
               <w:rPr>
@@ -2935,7 +2935,7 @@
               <w14:ligatures w14:val="standardContextual"/>
             </w:rPr>
           </w:pPr>
-          <w:hyperlink w:anchor="_Toc237955193" w:history="1">
+          <w:hyperlink w:anchor="_Toc239232372" w:history="1">
             <w:r>
               <w:rPr>
                 <w:rStyle w:val="af2"/>
@@ -2972,7 +2972,7 @@
                 <w:noProof/>
                 <w:webHidden/>
               </w:rPr>
-              <w:instrText>PAGEREF _Toc237955193 \h</w:instrText>
+              <w:instrText>PAGEREF _Toc239232372 \h</w:instrText>
             </w:r>
             <w:r>
               <w:rPr>
@@ -3028,7 +3028,7 @@
               <w14:ligatures w14:val="standardContextual"/>
             </w:rPr>
           </w:pPr>
-          <w:hyperlink w:anchor="_Toc237955194" w:history="1">
+          <w:hyperlink w:anchor="_Toc239232373" w:history="1">
             <w:r>
               <w:rPr>
                 <w:rStyle w:val="af2"/>
@@ -3079,7 +3079,7 @@
                 <w:noProof/>
                 <w:webHidden/>
               </w:rPr>
-              <w:instrText>PAGEREF _Toc237955194 \h</w:instrText>
+              <w:instrText>PAGEREF _Toc239232373 \h</w:instrText>
             </w:r>
             <w:r>
               <w:rPr>
@@ -3109,7 +3109,7 @@
                 <w:noProof/>
                 <w:webHidden/>
               </w:rPr>
-              <w:t>12</w:t>
+              <w:t>11</w:t>
             </w:r>
             <w:r>
               <w:rPr>
@@ -3135,7 +3135,7 @@
               <w14:ligatures w14:val="standardContextual"/>
             </w:rPr>
           </w:pPr>
-          <w:hyperlink w:anchor="_Toc237955195" w:history="1">
+          <w:hyperlink w:anchor="_Toc239232374" w:history="1">
             <w:r>
               <w:rPr>
                 <w:rStyle w:val="af2"/>
@@ -3186,7 +3186,7 @@
                 <w:noProof/>
                 <w:webHidden/>
               </w:rPr>
-              <w:instrText>PAGEREF _Toc237955195 \h</w:instrText>
+              <w:instrText>PAGEREF _Toc239232374 \h</w:instrText>
             </w:r>
             <w:r>
               <w:rPr>
@@ -3242,7 +3242,7 @@
               <w14:ligatures w14:val="standardContextual"/>
             </w:rPr>
           </w:pPr>
-          <w:hyperlink w:anchor="_Toc237955196" w:history="1">
+          <w:hyperlink w:anchor="_Toc239232375" w:history="1">
             <w:r>
               <w:rPr>
                 <w:rStyle w:val="af2"/>
@@ -3279,7 +3279,7 @@
                 <w:noProof/>
                 <w:webHidden/>
               </w:rPr>
-              <w:instrText>PAGEREF _Toc237955196 \h</w:instrText>
+              <w:instrText>PAGEREF _Toc239232375 \h</w:instrText>
             </w:r>
             <w:r>
               <w:rPr>
@@ -3336,7 +3336,7 @@
               <w14:ligatures w14:val="standardContextual"/>
             </w:rPr>
           </w:pPr>
-          <w:hyperlink w:anchor="_Toc237955197" w:history="1">
+          <w:hyperlink w:anchor="_Toc239232376" w:history="1">
             <w:r>
               <w:rPr>
                 <w:rStyle w:val="af2"/>
@@ -3387,7 +3387,7 @@
                 <w:noProof/>
                 <w:webHidden/>
               </w:rPr>
-              <w:instrText>PAGEREF _Toc237955197 \h</w:instrText>
+              <w:instrText>PAGEREF _Toc239232376 \h</w:instrText>
             </w:r>
             <w:r>
               <w:rPr>
@@ -3444,7 +3444,7 @@
               <w14:ligatures w14:val="standardContextual"/>
             </w:rPr>
           </w:pPr>
-          <w:hyperlink w:anchor="_Toc237955198" w:history="1">
+          <w:hyperlink w:anchor="_Toc239232377" w:history="1">
             <w:r>
               <w:rPr>
                 <w:rStyle w:val="af2"/>
@@ -3481,7 +3481,7 @@
                 <w:noProof/>
                 <w:webHidden/>
               </w:rPr>
-              <w:instrText>PAGEREF _Toc237955198 \h</w:instrText>
+              <w:instrText>PAGEREF _Toc239232377 \h</w:instrText>
             </w:r>
             <w:r>
               <w:rPr>
@@ -3538,7 +3538,7 @@
               <w14:ligatures w14:val="standardContextual"/>
             </w:rPr>
           </w:pPr>
-          <w:hyperlink w:anchor="_Toc237955199" w:history="1">
+          <w:hyperlink w:anchor="_Toc239232378" w:history="1">
             <w:r>
               <w:rPr>
                 <w:rStyle w:val="af2"/>
@@ -3575,7 +3575,7 @@
                 <w:noProof/>
                 <w:webHidden/>
               </w:rPr>
-              <w:instrText>PAGEREF _Toc237955199 \h</w:instrText>
+              <w:instrText>PAGEREF _Toc239232378 \h</w:instrText>
             </w:r>
             <w:r>
               <w:rPr>
@@ -3605,7 +3605,7 @@
                 <w:noProof/>
                 <w:webHidden/>
               </w:rPr>
-              <w:t>13</w:t>
+              <w:t>12</w:t>
             </w:r>
             <w:r>
               <w:rPr>
@@ -3632,7 +3632,7 @@
               <w14:ligatures w14:val="standardContextual"/>
             </w:rPr>
           </w:pPr>
-          <w:hyperlink w:anchor="_Toc237955200" w:history="1">
+          <w:hyperlink w:anchor="_Toc239232379" w:history="1">
             <w:r>
               <w:rPr>
                 <w:rStyle w:val="af2"/>
@@ -3669,7 +3669,7 @@
                 <w:noProof/>
                 <w:webHidden/>
               </w:rPr>
-              <w:instrText>PAGEREF _Toc237955200 \h</w:instrText>
+              <w:instrText>PAGEREF _Toc239232379 \h</w:instrText>
             </w:r>
             <w:r>
               <w:rPr>
@@ -3726,7 +3726,7 @@
               <w14:ligatures w14:val="standardContextual"/>
             </w:rPr>
           </w:pPr>
-          <w:hyperlink w:anchor="_Toc237955201" w:history="1">
+          <w:hyperlink w:anchor="_Toc239232380" w:history="1">
             <w:r>
               <w:rPr>
                 <w:rStyle w:val="af2"/>
@@ -3763,7 +3763,7 @@
                 <w:noProof/>
                 <w:webHidden/>
               </w:rPr>
-              <w:instrText>PAGEREF _Toc237955201 \h</w:instrText>
+              <w:instrText>PAGEREF _Toc239232380 \h</w:instrText>
             </w:r>
             <w:r>
               <w:rPr>
@@ -3820,7 +3820,7 @@
               <w14:ligatures w14:val="standardContextual"/>
             </w:rPr>
           </w:pPr>
-          <w:hyperlink w:anchor="_Toc237955202" w:history="1">
+          <w:hyperlink w:anchor="_Toc239232381" w:history="1">
             <w:r>
               <w:rPr>
                 <w:rStyle w:val="af2"/>
@@ -3857,7 +3857,7 @@
                 <w:noProof/>
                 <w:webHidden/>
               </w:rPr>
-              <w:instrText>PAGEREF _Toc237955202 \h</w:instrText>
+              <w:instrText>PAGEREF _Toc239232381 \h</w:instrText>
             </w:r>
             <w:r>
               <w:rPr>
@@ -3914,7 +3914,7 @@
               <w14:ligatures w14:val="standardContextual"/>
             </w:rPr>
           </w:pPr>
-          <w:hyperlink w:anchor="_Toc237955203" w:history="1">
+          <w:hyperlink w:anchor="_Toc239232382" w:history="1">
             <w:r>
               <w:rPr>
                 <w:rStyle w:val="af2"/>
@@ -3951,7 +3951,7 @@
                 <w:noProof/>
                 <w:webHidden/>
               </w:rPr>
-              <w:instrText>PAGEREF _Toc237955203 \h</w:instrText>
+              <w:instrText>PAGEREF _Toc239232382 \h</w:instrText>
             </w:r>
             <w:r>
               <w:rPr>
@@ -3981,7 +3981,7 @@
                 <w:noProof/>
                 <w:webHidden/>
               </w:rPr>
-              <w:t>14</w:t>
+              <w:t>13</w:t>
             </w:r>
             <w:r>
               <w:rPr>
@@ -4008,7 +4008,7 @@
               <w14:ligatures w14:val="standardContextual"/>
             </w:rPr>
           </w:pPr>
-          <w:hyperlink w:anchor="_Toc237955204" w:history="1">
+          <w:hyperlink w:anchor="_Toc239232383" w:history="1">
             <w:r>
               <w:rPr>
                 <w:rStyle w:val="af2"/>
@@ -4045,7 +4045,7 @@
                 <w:noProof/>
                 <w:webHidden/>
               </w:rPr>
-              <w:instrText>PAGEREF _Toc237955204 \h</w:instrText>
+              <w:instrText>PAGEREF _Toc239232383 \h</w:instrText>
             </w:r>
             <w:r>
               <w:rPr>
@@ -4102,7 +4102,7 @@
               <w14:ligatures w14:val="standardContextual"/>
             </w:rPr>
           </w:pPr>
-          <w:hyperlink w:anchor="_Toc237955205" w:history="1">
+          <w:hyperlink w:anchor="_Toc239232384" w:history="1">
             <w:r>
               <w:rPr>
                 <w:rStyle w:val="af2"/>
@@ -4139,7 +4139,7 @@
                 <w:noProof/>
                 <w:webHidden/>
               </w:rPr>
-              <w:instrText>PAGEREF _Toc237955205 \h</w:instrText>
+              <w:instrText>PAGEREF _Toc239232384 \h</w:instrText>
             </w:r>
             <w:r>
               <w:rPr>
@@ -4196,7 +4196,7 @@
               <w14:ligatures w14:val="standardContextual"/>
             </w:rPr>
           </w:pPr>
-          <w:hyperlink w:anchor="_Toc237955206" w:history="1">
+          <w:hyperlink w:anchor="_Toc239232385" w:history="1">
             <w:r>
               <w:rPr>
                 <w:rStyle w:val="af2"/>
@@ -4233,7 +4233,7 @@
                 <w:noProof/>
                 <w:webHidden/>
               </w:rPr>
-              <w:instrText>PAGEREF _Toc237955206 \h</w:instrText>
+              <w:instrText>PAGEREF _Toc239232385 \h</w:instrText>
             </w:r>
             <w:r>
               <w:rPr>
@@ -4292,6 +4292,186 @@
         </w:p>
       </w:sdtContent>
     </w:sdt>
+    <w:p>
+      <w:pPr>
+        <w:rPr>
+          <w:b/>
+          <w:bCs/>
+          <w:lang w:val="zh-CN"/>
+        </w:rPr>
+      </w:pPr>
+    </w:p>
+    <w:p>
+      <w:pPr>
+        <w:rPr>
+          <w:b/>
+          <w:bCs/>
+          <w:lang w:val="zh-CN"/>
+        </w:rPr>
+      </w:pPr>
+    </w:p>
+    <w:p>
+      <w:pPr>
+        <w:rPr>
+          <w:b/>
+          <w:bCs/>
+          <w:lang w:val="zh-CN"/>
+        </w:rPr>
+      </w:pPr>
+    </w:p>
+    <w:p>
+      <w:pPr>
+        <w:rPr>
+          <w:b/>
+          <w:bCs/>
+          <w:lang w:val="zh-CN"/>
+        </w:rPr>
+      </w:pPr>
+    </w:p>
+    <w:p>
+      <w:pPr>
+        <w:rPr>
+          <w:b/>
+          <w:bCs/>
+          <w:lang w:val="zh-CN"/>
+        </w:rPr>
+      </w:pPr>
+    </w:p>
+    <w:p>
+      <w:pPr>
+        <w:rPr>
+          <w:b/>
+          <w:bCs/>
+          <w:lang w:val="zh-CN"/>
+        </w:rPr>
+      </w:pPr>
+    </w:p>
+    <w:p>
+      <w:pPr>
+        <w:rPr>
+          <w:b/>
+          <w:bCs/>
+          <w:lang w:val="zh-CN"/>
+        </w:rPr>
+      </w:pPr>
+    </w:p>
+    <w:p>
+      <w:pPr>
+        <w:rPr>
+          <w:b/>
+          <w:bCs/>
+          <w:lang w:val="zh-CN"/>
+        </w:rPr>
+      </w:pPr>
+    </w:p>
+    <w:p>
+      <w:pPr>
+        <w:rPr>
+          <w:b/>
+          <w:bCs/>
+          <w:lang w:val="zh-CN"/>
+        </w:rPr>
+      </w:pPr>
+    </w:p>
+    <w:p>
+      <w:pPr>
+        <w:rPr>
+          <w:b/>
+          <w:bCs/>
+          <w:lang w:val="zh-CN"/>
+        </w:rPr>
+      </w:pPr>
+    </w:p>
+    <w:p>
+      <w:pPr>
+        <w:rPr>
+          <w:b/>
+          <w:bCs/>
+          <w:lang w:val="zh-CN"/>
+        </w:rPr>
+      </w:pPr>
+    </w:p>
+    <w:p>
+      <w:pPr>
+        <w:rPr>
+          <w:b/>
+          <w:bCs/>
+          <w:lang w:val="zh-CN"/>
+        </w:rPr>
+      </w:pPr>
+    </w:p>
+    <w:p>
+      <w:pPr>
+        <w:rPr>
+          <w:b/>
+          <w:bCs/>
+          <w:lang w:val="zh-CN"/>
+        </w:rPr>
+      </w:pPr>
+    </w:p>
+    <w:p>
+      <w:pPr>
+        <w:rPr>
+          <w:b/>
+          <w:bCs/>
+          <w:lang w:val="zh-CN"/>
+        </w:rPr>
+      </w:pPr>
+    </w:p>
+    <w:p>
+      <w:pPr>
+        <w:rPr>
+          <w:b/>
+          <w:bCs/>
+          <w:lang w:val="zh-CN"/>
+        </w:rPr>
+      </w:pPr>
+    </w:p>
+    <w:p>
+      <w:pPr>
+        <w:rPr>
+          <w:b/>
+          <w:bCs/>
+          <w:lang w:val="zh-CN"/>
+        </w:rPr>
+      </w:pPr>
+    </w:p>
+    <w:p>
+      <w:pPr>
+        <w:rPr>
+          <w:b/>
+          <w:bCs/>
+          <w:lang w:val="zh-CN"/>
+        </w:rPr>
+      </w:pPr>
+    </w:p>
+    <w:p>
+      <w:pPr>
+        <w:rPr>
+          <w:b/>
+          <w:bCs/>
+          <w:lang w:val="zh-CN"/>
+        </w:rPr>
+      </w:pPr>
+    </w:p>
+    <w:p>
+      <w:pPr>
+        <w:rPr>
+          <w:b/>
+          <w:bCs/>
+          <w:lang w:val="zh-CN"/>
+        </w:rPr>
+      </w:pPr>
+    </w:p>
+    <w:p>
+      <w:pPr>
+        <w:rPr>
+          <w:b/>
+          <w:bCs/>
+          <w:lang w:val="zh-CN"/>
+        </w:rPr>
+      </w:pPr>
+    </w:p>
     <w:p>
       <w:pPr>
         <w:rPr>
@@ -4348,6 +4528,7 @@
               <w:pStyle w:val="af9"/>
             </w:pPr>
             <w:r>
+              <w:lastRenderedPageBreak/>
               <w:t>文件状态：</w:t>
             </w:r>
           </w:p>
@@ -4546,7 +4727,7 @@
               <w:rPr>
                 <w:rFonts w:hint="eastAsia"/>
               </w:rPr>
-              <w:t>41</w:t>
+              <w:t>42</w:t>
             </w:r>
             <w:r>
               <w:rPr>
@@ -4644,28 +4825,22 @@
               <w:rPr>
                 <w:rFonts w:hint="eastAsia"/>
               </w:rPr>
+              <w:t>09</w:t>
+            </w:r>
+            <w:r>
+              <w:t>-</w:t>
+            </w:r>
+            <w:r>
+              <w:rPr>
+                <w:rFonts w:hint="eastAsia"/>
+              </w:rPr>
               <w:t>0</w:t>
             </w:r>
             <w:r>
               <w:rPr>
                 <w:rFonts w:hint="eastAsia"/>
               </w:rPr>
-              <w:t>8</w:t>
-            </w:r>
-            <w:r>
-              <w:t>-</w:t>
-            </w:r>
-            <w:r>
-              <w:rPr>
-                <w:rFonts w:hint="eastAsia"/>
-              </w:rPr>
-              <w:t>1</w:t>
-            </w:r>
-            <w:r>
-              <w:rPr>
-                <w:rFonts w:hint="eastAsia"/>
-              </w:rPr>
-              <w:t>9</w:t>
+              <w:t>2</w:t>
             </w:r>
           </w:p>
         </w:tc>
@@ -4749,19 +4924,13 @@
     <w:p/>
     <w:p/>
     <w:p/>
-    <w:p>
-      <w:pPr>
-        <w:rPr>
-          <w:rFonts w:hint="eastAsia"/>
-        </w:rPr>
-      </w:pPr>
-    </w:p>
     <w:p/>
+    <w:p/>
     <w:p>
       <w:pPr>
         <w:pStyle w:val="1"/>
       </w:pPr>
-      <w:bookmarkStart w:id="1" w:name="_Toc237955165"/>
+      <w:bookmarkStart w:id="1" w:name="_Toc239232344"/>
       <w:r>
         <w:rPr>
           <w:rFonts w:hint="eastAsia"/>
@@ -4789,7 +4958,7 @@
         <w:pStyle w:val="2"/>
       </w:pPr>
       <w:bookmarkStart w:id="2" w:name="_Toc287621254"/>
-      <w:bookmarkStart w:id="3" w:name="_Toc237955166"/>
+      <w:bookmarkStart w:id="3" w:name="_Toc239232345"/>
       <w:r>
         <w:rPr>
           <w:rFonts w:hint="eastAsia"/>
@@ -4941,7 +5110,7 @@
       <w:pPr>
         <w:pStyle w:val="2"/>
       </w:pPr>
-      <w:bookmarkStart w:id="4" w:name="_Toc237955167"/>
+      <w:bookmarkStart w:id="4" w:name="_Toc239232346"/>
       <w:r>
         <w:rPr>
           <w:rFonts w:hint="eastAsia"/>
@@ -4994,7 +5163,7 @@
         <w:pStyle w:val="2"/>
       </w:pPr>
       <w:bookmarkStart w:id="5" w:name="_Toc287621255"/>
-      <w:bookmarkStart w:id="6" w:name="_Toc237955168"/>
+      <w:bookmarkStart w:id="6" w:name="_Toc239232347"/>
       <w:r>
         <w:rPr>
           <w:rFonts w:hint="eastAsia"/>
@@ -5014,7 +5183,7 @@
       <w:pPr>
         <w:pStyle w:val="3"/>
       </w:pPr>
-      <w:bookmarkStart w:id="7" w:name="_Toc237955169"/>
+      <w:bookmarkStart w:id="7" w:name="_Toc239232348"/>
       <w:r>
         <w:rPr>
           <w:rFonts w:hint="eastAsia"/>
@@ -5125,7 +5294,7 @@
       <w:pPr>
         <w:pStyle w:val="3"/>
       </w:pPr>
-      <w:bookmarkStart w:id="8" w:name="_Toc237955170"/>
+      <w:bookmarkStart w:id="8" w:name="_Toc239232349"/>
       <w:r>
         <w:rPr>
           <w:rFonts w:hint="eastAsia"/>
@@ -5205,7 +5374,7 @@
       <w:pPr>
         <w:pStyle w:val="3"/>
       </w:pPr>
-      <w:bookmarkStart w:id="9" w:name="_Toc237955171"/>
+      <w:bookmarkStart w:id="9" w:name="_Toc239232350"/>
       <w:r>
         <w:rPr>
           <w:rFonts w:hint="eastAsia"/>
@@ -5253,7 +5422,7 @@
       <w:pPr>
         <w:pStyle w:val="3"/>
       </w:pPr>
-      <w:bookmarkStart w:id="10" w:name="_Toc237955172"/>
+      <w:bookmarkStart w:id="10" w:name="_Toc239232351"/>
       <w:r>
         <w:t xml:space="preserve">1.2.4 </w:t>
       </w:r>
@@ -5392,7 +5561,7 @@
       <w:pPr>
         <w:pStyle w:val="2"/>
       </w:pPr>
-      <w:bookmarkStart w:id="11" w:name="_Toc237955173"/>
+      <w:bookmarkStart w:id="11" w:name="_Toc239232352"/>
       <w:r>
         <w:rPr>
           <w:rFonts w:hint="eastAsia"/>
@@ -5475,7 +5644,7 @@
       <w:pPr>
         <w:pStyle w:val="2"/>
       </w:pPr>
-      <w:bookmarkStart w:id="12" w:name="_Toc237955174"/>
+      <w:bookmarkStart w:id="12" w:name="_Toc239232353"/>
       <w:r>
         <w:rPr>
           <w:rFonts w:hint="eastAsia"/>
@@ -5825,7 +5994,7 @@
       <w:pPr>
         <w:pStyle w:val="2"/>
       </w:pPr>
-      <w:bookmarkStart w:id="13" w:name="_Toc237955175"/>
+      <w:bookmarkStart w:id="13" w:name="_Toc239232354"/>
       <w:r>
         <w:rPr>
           <w:rFonts w:hint="eastAsia"/>
@@ -5948,7 +6117,7 @@
       <w:pPr>
         <w:pStyle w:val="1"/>
       </w:pPr>
-      <w:bookmarkStart w:id="14" w:name="_Toc237955176"/>
+      <w:bookmarkStart w:id="14" w:name="_Toc239232355"/>
       <w:r>
         <w:rPr>
           <w:rFonts w:hint="eastAsia"/>
@@ -5973,7 +6142,7 @@
       <w:pPr>
         <w:pStyle w:val="2"/>
       </w:pPr>
-      <w:bookmarkStart w:id="15" w:name="_Toc237955177"/>
+      <w:bookmarkStart w:id="15" w:name="_Toc239232356"/>
       <w:r>
         <w:rPr>
           <w:rFonts w:hint="eastAsia"/>
@@ -6271,7 +6440,7 @@
       <w:pPr>
         <w:pStyle w:val="2"/>
       </w:pPr>
-      <w:bookmarkStart w:id="16" w:name="_Toc237955178"/>
+      <w:bookmarkStart w:id="16" w:name="_Toc239232357"/>
       <w:r>
         <w:rPr>
           <w:rFonts w:hint="eastAsia"/>
@@ -6750,7 +6919,7 @@
       <w:pPr>
         <w:pStyle w:val="2"/>
       </w:pPr>
-      <w:bookmarkStart w:id="17" w:name="_Toc237955179"/>
+      <w:bookmarkStart w:id="17" w:name="_Toc239232358"/>
       <w:r>
         <w:rPr>
           <w:rFonts w:hint="eastAsia"/>
@@ -7068,7 +7237,7 @@
       <w:pPr>
         <w:pStyle w:val="1"/>
       </w:pPr>
-      <w:bookmarkStart w:id="18" w:name="_Toc237955180"/>
+      <w:bookmarkStart w:id="18" w:name="_Toc239232359"/>
       <w:r>
         <w:rPr>
           <w:rFonts w:hint="eastAsia"/>
@@ -7093,7 +7262,7 @@
       <w:pPr>
         <w:pStyle w:val="2"/>
       </w:pPr>
-      <w:bookmarkStart w:id="19" w:name="_Toc237955181"/>
+      <w:bookmarkStart w:id="19" w:name="_Toc239232360"/>
       <w:r>
         <w:rPr>
           <w:rFonts w:hint="eastAsia"/>
@@ -7112,7 +7281,7 @@
       <w:pPr>
         <w:pStyle w:val="3"/>
       </w:pPr>
-      <w:bookmarkStart w:id="20" w:name="_Toc237955182"/>
+      <w:bookmarkStart w:id="20" w:name="_Toc239232361"/>
       <w:r>
         <w:rPr>
           <w:rFonts w:hint="eastAsia"/>
@@ -7492,7 +7661,7 @@
       <w:pPr>
         <w:pStyle w:val="3"/>
       </w:pPr>
-      <w:bookmarkStart w:id="21" w:name="_Toc237955183"/>
+      <w:bookmarkStart w:id="21" w:name="_Toc239232362"/>
       <w:r>
         <w:rPr>
           <w:rFonts w:hint="eastAsia"/>
@@ -7742,7 +7911,7 @@
       <w:pPr>
         <w:pStyle w:val="3"/>
       </w:pPr>
-      <w:bookmarkStart w:id="22" w:name="_Toc237955184"/>
+      <w:bookmarkStart w:id="22" w:name="_Toc239232363"/>
       <w:r>
         <w:rPr>
           <w:rFonts w:hint="eastAsia"/>
@@ -7999,7 +8168,7 @@
       <w:pPr>
         <w:pStyle w:val="3"/>
       </w:pPr>
-      <w:bookmarkStart w:id="23" w:name="_Toc237955185"/>
+      <w:bookmarkStart w:id="23" w:name="_Toc239232364"/>
       <w:r>
         <w:rPr>
           <w:rFonts w:hint="eastAsia"/>
@@ -10244,7 +10413,7 @@
       <w:pPr>
         <w:pStyle w:val="2"/>
       </w:pPr>
-      <w:bookmarkStart w:id="24" w:name="_Toc237955186"/>
+      <w:bookmarkStart w:id="24" w:name="_Toc239232365"/>
       <w:r>
         <w:rPr>
           <w:rFonts w:hint="eastAsia"/>
@@ -10616,7 +10785,7 @@
       <w:pPr>
         <w:pStyle w:val="2"/>
       </w:pPr>
-      <w:bookmarkStart w:id="25" w:name="_Toc237955187"/>
+      <w:bookmarkStart w:id="25" w:name="_Toc239232366"/>
       <w:r>
         <w:rPr>
           <w:rFonts w:hint="eastAsia"/>
@@ -10890,7 +11059,7 @@
       <w:pPr>
         <w:pStyle w:val="2"/>
       </w:pPr>
-      <w:bookmarkStart w:id="26" w:name="_Toc237955188"/>
+      <w:bookmarkStart w:id="26" w:name="_Toc239232367"/>
       <w:r>
         <w:rPr>
           <w:rFonts w:hint="eastAsia"/>
@@ -11754,7 +11923,7 @@
       <w:pPr>
         <w:pStyle w:val="2"/>
       </w:pPr>
-      <w:bookmarkStart w:id="27" w:name="_Toc237955189"/>
+      <w:bookmarkStart w:id="27" w:name="_Toc239232368"/>
       <w:r>
         <w:rPr>
           <w:rFonts w:hint="eastAsia"/>
@@ -11919,7 +12088,7 @@
       <w:pPr>
         <w:pStyle w:val="2"/>
       </w:pPr>
-      <w:bookmarkStart w:id="28" w:name="_Toc237955190"/>
+      <w:bookmarkStart w:id="28" w:name="_Toc239232369"/>
       <w:r>
         <w:rPr>
           <w:rFonts w:hint="eastAsia"/>
@@ -12102,7 +12271,7 @@
       <w:pPr>
         <w:pStyle w:val="1"/>
       </w:pPr>
-      <w:bookmarkStart w:id="29" w:name="_Toc237955191"/>
+      <w:bookmarkStart w:id="29" w:name="_Toc239232370"/>
       <w:r>
         <w:rPr>
           <w:rFonts w:hint="eastAsia"/>
@@ -12127,7 +12296,7 @@
       <w:pPr>
         <w:pStyle w:val="2"/>
       </w:pPr>
-      <w:bookmarkStart w:id="30" w:name="_Toc237955192"/>
+      <w:bookmarkStart w:id="30" w:name="_Toc239232371"/>
       <w:r>
         <w:rPr>
           <w:rFonts w:hint="eastAsia"/>
@@ -12664,7 +12833,7 @@
       <w:pPr>
         <w:pStyle w:val="2"/>
       </w:pPr>
-      <w:bookmarkStart w:id="31" w:name="_Toc237955193"/>
+      <w:bookmarkStart w:id="31" w:name="_Toc239232372"/>
       <w:r>
         <w:rPr>
           <w:rFonts w:hint="eastAsia"/>
@@ -12833,7 +13002,7 @@
       <w:pPr>
         <w:pStyle w:val="1"/>
       </w:pPr>
-      <w:bookmarkStart w:id="32" w:name="_Toc237955194"/>
+      <w:bookmarkStart w:id="32" w:name="_Toc239232373"/>
       <w:r>
         <w:rPr>
           <w:rFonts w:hint="eastAsia"/>
@@ -13056,7 +13225,7 @@
       <w:pPr>
         <w:pStyle w:val="1"/>
       </w:pPr>
-      <w:bookmarkStart w:id="33" w:name="_Toc237955195"/>
+      <w:bookmarkStart w:id="33" w:name="_Toc239232374"/>
       <w:r>
         <w:rPr>
           <w:rFonts w:hint="eastAsia"/>
@@ -13337,7 +13506,7 @@
       <w:pPr>
         <w:pStyle w:val="1"/>
       </w:pPr>
-      <w:bookmarkStart w:id="34" w:name="_Toc237955196"/>
+      <w:bookmarkStart w:id="34" w:name="_Toc239232375"/>
       <w:r>
         <w:rPr>
           <w:rFonts w:hint="eastAsia"/>
@@ -13350,7 +13519,7 @@
       <w:pPr>
         <w:pStyle w:val="2"/>
       </w:pPr>
-      <w:bookmarkStart w:id="35" w:name="_Toc237955197"/>
+      <w:bookmarkStart w:id="35" w:name="_Toc239232376"/>
       <w:r>
         <w:rPr>
           <w:rFonts w:hint="eastAsia"/>
@@ -13667,7 +13836,7 @@
       <w:pPr>
         <w:pStyle w:val="3"/>
       </w:pPr>
-      <w:bookmarkStart w:id="36" w:name="_Toc237955198"/>
+      <w:bookmarkStart w:id="36" w:name="_Toc239232377"/>
       <w:r>
         <w:rPr>
           <w:rFonts w:hint="eastAsia"/>
@@ -13721,7 +13890,7 @@
       <w:pPr>
         <w:pStyle w:val="3"/>
       </w:pPr>
-      <w:bookmarkStart w:id="37" w:name="_Toc237955199"/>
+      <w:bookmarkStart w:id="37" w:name="_Toc239232378"/>
       <w:r>
         <w:rPr>
           <w:rFonts w:hint="eastAsia"/>
@@ -13775,7 +13944,7 @@
       <w:pPr>
         <w:pStyle w:val="3"/>
       </w:pPr>
-      <w:bookmarkStart w:id="38" w:name="_Toc237955200"/>
+      <w:bookmarkStart w:id="38" w:name="_Toc239232379"/>
       <w:r>
         <w:rPr>
           <w:rFonts w:hint="eastAsia"/>
@@ -13826,7 +13995,7 @@
       <w:pPr>
         <w:pStyle w:val="3"/>
       </w:pPr>
-      <w:bookmarkStart w:id="39" w:name="_Toc237955201"/>
+      <w:bookmarkStart w:id="39" w:name="_Toc239232380"/>
       <w:r>
         <w:rPr>
           <w:rFonts w:hint="eastAsia"/>
@@ -13883,7 +14052,7 @@
       <w:pPr>
         <w:pStyle w:val="3"/>
       </w:pPr>
-      <w:bookmarkStart w:id="40" w:name="_Toc237955202"/>
+      <w:bookmarkStart w:id="40" w:name="_Toc239232381"/>
       <w:r>
         <w:rPr>
           <w:rFonts w:hint="eastAsia"/>
@@ -13970,7 +14139,7 @@
       <w:pPr>
         <w:pStyle w:val="3"/>
       </w:pPr>
-      <w:bookmarkStart w:id="41" w:name="_Toc237955203"/>
+      <w:bookmarkStart w:id="41" w:name="_Toc239232382"/>
       <w:r>
         <w:rPr>
           <w:rFonts w:hint="eastAsia"/>
@@ -14036,7 +14205,7 @@
       <w:pPr>
         <w:pStyle w:val="3"/>
       </w:pPr>
-      <w:bookmarkStart w:id="42" w:name="_Toc237955204"/>
+      <w:bookmarkStart w:id="42" w:name="_Toc239232383"/>
       <w:r>
         <w:rPr>
           <w:rFonts w:hint="eastAsia"/>
@@ -14187,7 +14356,7 @@
       <w:pPr>
         <w:pStyle w:val="3"/>
       </w:pPr>
-      <w:bookmarkStart w:id="43" w:name="_Toc237955205"/>
+      <w:bookmarkStart w:id="43" w:name="_Toc239232384"/>
       <w:r>
         <w:rPr>
           <w:rFonts w:hint="eastAsia"/>
@@ -14226,14 +14395,6 @@
         <w:rPr>
           <w:rFonts w:hint="eastAsia"/>
         </w:rPr>
-        <w:t>XEngine_AVCollect:0x80B****</w:t>
-      </w:r>
-    </w:p>
-    <w:p>
-      <w:r>
-        <w:rPr>
-          <w:rFonts w:hint="eastAsia"/>
-        </w:rPr>
         <w:t>XEngine_AVHelp:0x80C****</w:t>
       </w:r>
     </w:p>
@@ -14273,7 +14434,7 @@
       <w:pPr>
         <w:pStyle w:val="3"/>
       </w:pPr>
-      <w:bookmarkStart w:id="44" w:name="_Toc237955206"/>
+      <w:bookmarkStart w:id="44" w:name="_Toc239232385"/>
       <w:r>
         <w:rPr>
           <w:rFonts w:hint="eastAsia"/>
@@ -14395,7 +14556,7 @@
 </file>
 
 <file path=word/endnotes.xml><?xml version="1.0" encoding="utf-8"?>
-<w:endnotes xmlns:wpc="http://schemas.microsoft.com/office/word/2010/wordprocessingCanvas" xmlns:cx="http://schemas.microsoft.com/office/drawing/2014/chartex" xmlns:cx1="http://schemas.microsoft.com/office/drawing/2015/9/8/chartex" xmlns:cx2="http://schemas.microsoft.com/office/drawing/2015/10/21/chartex" xmlns:cx3="http://schemas.microsoft.com/office/drawing/2016/5/9/chartex" xmlns:cx4="http://schemas.microsoft.com/office/drawing/2016/5/10/chartex" xmlns:cx5="http://schemas.microsoft.com/office/drawing/2016/5/11/chartex" xmlns:cx6="http://schemas.microsoft.com/office/drawing/2016/5/12/chartex" xmlns:cx7="http://schemas.microsoft.com/office/drawing/2016/5/13/chartex" xmlns:cx8="http://schemas.microsoft.com/office/drawing/2016/5/14/chartex" xmlns:mc="http://schemas.openxmlformats.org/markup-compatibility/2006" xmlns:aink="http://schemas.microsoft.com/office/drawing/2016/ink" xmlns:am3d="http://schemas.microsoft.com/office/drawing/2017/model3d" xmlns:o="urn:schemas-microsoft-com:office:office" xmlns:oel="http://schemas.microsoft.com/office/2019/extlst" xmlns:r="http://schemas.openxmlformats.org/officeDocument/2006/relationships" xmlns:m="http://schemas.openxmlformats.org/officeDocument/2006/math" xmlns:v="urn:schemas-microsoft-com:vml" xmlns:wp14="http://schemas.microsoft.com/office/word/2010/wordprocessingDrawing" xmlns:wp="http://schemas.openxmlformats.org/drawingml/2006/wordprocessingDrawing" xmlns:w10="urn:schemas-microsoft-com:office:word" xmlns:w="http://schemas.openxmlformats.org/wordprocessingml/2006/main" xmlns:w14="http://schemas.microsoft.com/office/word/2010/wordml" xmlns:w15="http://schemas.microsoft.com/office/word/2012/wordml" xmlns:w16cei="http://schemas.microsoft.com/office/word/2026/wordml/cei" xmlns:w16cex="http://schemas.microsoft.com/office/word/2018/wordml/cex" xmlns:w16cid="http://schemas.microsoft.com/office/word/2016/wordml/cid" xmlns:w16="http://schemas.microsoft.com/office/word/2018/wordml" xmlns:w16du="http://schemas.microsoft.com/office/word/2023/wordml/word16du" xmlns:w16sdtdh="http://schemas.microsoft.com/office/word/2020/wordml/sdtdatahash" xmlns:w16sdtfl="http://schemas.microsoft.com/office/word/2024/wordml/sdtformatlock" xmlns:w16se="http://schemas.microsoft.com/office/word/2015/wordml/symex" xmlns:wpg="http://schemas.microsoft.com/office/word/2010/wordprocessingGroup" xmlns:wpi="http://schemas.microsoft.com/office/word/2010/wordprocessingInk" xmlns:wne="http://schemas.microsoft.com/office/word/2006/wordml" xmlns:wps="http://schemas.microsoft.com/office/word/2010/wordprocessingShape" mc:Ignorable="w14 w15 w16se w16cid w16 w16cex w16sdtdh w16sdtfl w16du wp14">
+<w:endnotes xmlns:wpc="http://schemas.microsoft.com/office/word/2010/wordprocessingCanvas" xmlns:cx="http://schemas.microsoft.com/office/drawing/2014/chartex" xmlns:cx1="http://schemas.microsoft.com/office/drawing/2015/9/8/chartex" xmlns:cx2="http://schemas.microsoft.com/office/drawing/2015/10/21/chartex" xmlns:cx3="http://schemas.microsoft.com/office/drawing/2016/5/9/chartex" xmlns:cx4="http://schemas.microsoft.com/office/drawing/2016/5/10/chartex" xmlns:cx5="http://schemas.microsoft.com/office/drawing/2016/5/11/chartex" xmlns:cx6="http://schemas.microsoft.com/office/drawing/2016/5/12/chartex" xmlns:cx7="http://schemas.microsoft.com/office/drawing/2016/5/13/chartex" xmlns:cx8="http://schemas.microsoft.com/office/drawing/2016/5/14/chartex" xmlns:mc="http://schemas.openxmlformats.org/markup-compatibility/2006" xmlns:aink="http://schemas.microsoft.com/office/drawing/2016/ink" xmlns:am3d="http://schemas.microsoft.com/office/drawing/2017/model3d" xmlns:o="urn:schemas-microsoft-com:office:office" xmlns:oel="http://schemas.microsoft.com/office/2019/extlst" xmlns:r="http://schemas.openxmlformats.org/officeDocument/2006/relationships" xmlns:m="http://schemas.openxmlformats.org/officeDocument/2006/math" xmlns:v="urn:schemas-microsoft-com:vml" xmlns:wp14="http://schemas.microsoft.com/office/word/2010/wordprocessingDrawing" xmlns:wp="http://schemas.openxmlformats.org/drawingml/2006/wordprocessingDrawing" xmlns:w10="urn:schemas-microsoft-com:office:word" xmlns:w="http://schemas.openxmlformats.org/wordprocessingml/2006/main" xmlns:w14="http://schemas.microsoft.com/office/word/2010/wordml" xmlns:w15="http://schemas.microsoft.com/office/word/2012/wordml" xmlns:w16cex="http://schemas.microsoft.com/office/word/2018/wordml/cex" xmlns:w16cid="http://schemas.microsoft.com/office/word/2016/wordml/cid" xmlns:w16="http://schemas.microsoft.com/office/word/2018/wordml" xmlns:w16du="http://schemas.microsoft.com/office/word/2023/wordml/word16du" xmlns:w16sdtdh="http://schemas.microsoft.com/office/word/2020/wordml/sdtdatahash" xmlns:w16sdtfl="http://schemas.microsoft.com/office/word/2024/wordml/sdtformatlock" xmlns:w16se="http://schemas.microsoft.com/office/word/2015/wordml/symex" xmlns:wpg="http://schemas.microsoft.com/office/word/2010/wordprocessingGroup" xmlns:wpi="http://schemas.microsoft.com/office/word/2010/wordprocessingInk" xmlns:wne="http://schemas.microsoft.com/office/word/2006/wordml" xmlns:wps="http://schemas.microsoft.com/office/word/2010/wordprocessingShape" mc:Ignorable="w14 w15 w16se w16cid w16 w16cex w16sdtdh w16sdtfl w16du wp14">
   <w:endnote w:type="separator" w:id="-1">
     <w:p>
       <w:pPr>
@@ -14422,7 +14583,7 @@
 </file>
 
 <file path=word/footer1.xml><?xml version="1.0" encoding="utf-8"?>
-<w:ftr xmlns:wpc="http://schemas.microsoft.com/office/word/2010/wordprocessingCanvas" xmlns:cx="http://schemas.microsoft.com/office/drawing/2014/chartex" xmlns:cx1="http://schemas.microsoft.com/office/drawing/2015/9/8/chartex" xmlns:cx2="http://schemas.microsoft.com/office/drawing/2015/10/21/chartex" xmlns:cx3="http://schemas.microsoft.com/office/drawing/2016/5/9/chartex" xmlns:cx4="http://schemas.microsoft.com/office/drawing/2016/5/10/chartex" xmlns:cx5="http://schemas.microsoft.com/office/drawing/2016/5/11/chartex" xmlns:cx6="http://schemas.microsoft.com/office/drawing/2016/5/12/chartex" xmlns:cx7="http://schemas.microsoft.com/office/drawing/2016/5/13/chartex" xmlns:cx8="http://schemas.microsoft.com/office/drawing/2016/5/14/chartex" xmlns:mc="http://schemas.openxmlformats.org/markup-compatibility/2006" xmlns:aink="http://schemas.microsoft.com/office/drawing/2016/ink" xmlns:am3d="http://schemas.microsoft.com/office/drawing/2017/model3d" xmlns:o="urn:schemas-microsoft-com:office:office" xmlns:oel="http://schemas.microsoft.com/office/2019/extlst" xmlns:r="http://schemas.openxmlformats.org/officeDocument/2006/relationships" xmlns:m="http://schemas.openxmlformats.org/officeDocument/2006/math" xmlns:v="urn:schemas-microsoft-com:vml" xmlns:wp14="http://schemas.microsoft.com/office/word/2010/wordprocessingDrawing" xmlns:wp="http://schemas.openxmlformats.org/drawingml/2006/wordprocessingDrawing" xmlns:w10="urn:schemas-microsoft-com:office:word" xmlns:w="http://schemas.openxmlformats.org/wordprocessingml/2006/main" xmlns:w14="http://schemas.microsoft.com/office/word/2010/wordml" xmlns:w15="http://schemas.microsoft.com/office/word/2012/wordml" xmlns:w16cei="http://schemas.microsoft.com/office/word/2026/wordml/cei" xmlns:w16cex="http://schemas.microsoft.com/office/word/2018/wordml/cex" xmlns:w16cid="http://schemas.microsoft.com/office/word/2016/wordml/cid" xmlns:w16="http://schemas.microsoft.com/office/word/2018/wordml" xmlns:w16du="http://schemas.microsoft.com/office/word/2023/wordml/word16du" xmlns:w16sdtdh="http://schemas.microsoft.com/office/word/2020/wordml/sdtdatahash" xmlns:w16sdtfl="http://schemas.microsoft.com/office/word/2024/wordml/sdtformatlock" xmlns:w16se="http://schemas.microsoft.com/office/word/2015/wordml/symex" xmlns:wpg="http://schemas.microsoft.com/office/word/2010/wordprocessingGroup" xmlns:wpi="http://schemas.microsoft.com/office/word/2010/wordprocessingInk" xmlns:wne="http://schemas.microsoft.com/office/word/2006/wordml" xmlns:wps="http://schemas.microsoft.com/office/word/2010/wordprocessingShape" mc:Ignorable="w14 w15 w16se w16cid w16 w16cex w16sdtdh w16sdtfl w16du wp14">
+<w:ftr xmlns:wpc="http://schemas.microsoft.com/office/word/2010/wordprocessingCanvas" xmlns:cx="http://schemas.microsoft.com/office/drawing/2014/chartex" xmlns:cx1="http://schemas.microsoft.com/office/drawing/2015/9/8/chartex" xmlns:cx2="http://schemas.microsoft.com/office/drawing/2015/10/21/chartex" xmlns:cx3="http://schemas.microsoft.com/office/drawing/2016/5/9/chartex" xmlns:cx4="http://schemas.microsoft.com/office/drawing/2016/5/10/chartex" xmlns:cx5="http://schemas.microsoft.com/office/drawing/2016/5/11/chartex" xmlns:cx6="http://schemas.microsoft.com/office/drawing/2016/5/12/chartex" xmlns:cx7="http://schemas.microsoft.com/office/drawing/2016/5/13/chartex" xmlns:cx8="http://schemas.microsoft.com/office/drawing/2016/5/14/chartex" xmlns:mc="http://schemas.openxmlformats.org/markup-compatibility/2006" xmlns:aink="http://schemas.microsoft.com/office/drawing/2016/ink" xmlns:am3d="http://schemas.microsoft.com/office/drawing/2017/model3d" xmlns:o="urn:schemas-microsoft-com:office:office" xmlns:oel="http://schemas.microsoft.com/office/2019/extlst" xmlns:r="http://schemas.openxmlformats.org/officeDocument/2006/relationships" xmlns:m="http://schemas.openxmlformats.org/officeDocument/2006/math" xmlns:v="urn:schemas-microsoft-com:vml" xmlns:wp14="http://schemas.microsoft.com/office/word/2010/wordprocessingDrawing" xmlns:wp="http://schemas.openxmlformats.org/drawingml/2006/wordprocessingDrawing" xmlns:w10="urn:schemas-microsoft-com:office:word" xmlns:w="http://schemas.openxmlformats.org/wordprocessingml/2006/main" xmlns:w14="http://schemas.microsoft.com/office/word/2010/wordml" xmlns:w15="http://schemas.microsoft.com/office/word/2012/wordml" xmlns:w16cex="http://schemas.microsoft.com/office/word/2018/wordml/cex" xmlns:w16cid="http://schemas.microsoft.com/office/word/2016/wordml/cid" xmlns:w16="http://schemas.microsoft.com/office/word/2018/wordml" xmlns:w16du="http://schemas.microsoft.com/office/word/2023/wordml/word16du" xmlns:w16sdtdh="http://schemas.microsoft.com/office/word/2020/wordml/sdtdatahash" xmlns:w16sdtfl="http://schemas.microsoft.com/office/word/2024/wordml/sdtformatlock" xmlns:w16se="http://schemas.microsoft.com/office/word/2015/wordml/symex" xmlns:wpg="http://schemas.microsoft.com/office/word/2010/wordprocessingGroup" xmlns:wpi="http://schemas.microsoft.com/office/word/2010/wordprocessingInk" xmlns:wne="http://schemas.microsoft.com/office/word/2006/wordml" xmlns:wps="http://schemas.microsoft.com/office/word/2010/wordprocessingShape" mc:Ignorable="w14 w15 w16se w16cid w16 w16cex w16sdtdh w16sdtfl w16du wp14">
   <w:sdt>
     <w:sdtPr>
       <w:id w:val="-1930415410"/>
@@ -14572,7 +14733,7 @@
 </file>
 
 <file path=word/footnotes.xml><?xml version="1.0" encoding="utf-8"?>
-<w:footnotes xmlns:wpc="http://schemas.microsoft.com/office/word/2010/wordprocessingCanvas" xmlns:cx="http://schemas.microsoft.com/office/drawing/2014/chartex" xmlns:cx1="http://schemas.microsoft.com/office/drawing/2015/9/8/chartex" xmlns:cx2="http://schemas.microsoft.com/office/drawing/2015/10/21/chartex" xmlns:cx3="http://schemas.microsoft.com/office/drawing/2016/5/9/chartex" xmlns:cx4="http://schemas.microsoft.com/office/drawing/2016/5/10/chartex" xmlns:cx5="http://schemas.microsoft.com/office/drawing/2016/5/11/chartex" xmlns:cx6="http://schemas.microsoft.com/office/drawing/2016/5/12/chartex" xmlns:cx7="http://schemas.microsoft.com/office/drawing/2016/5/13/chartex" xmlns:cx8="http://schemas.microsoft.com/office/drawing/2016/5/14/chartex" xmlns:mc="http://schemas.openxmlformats.org/markup-compatibility/2006" xmlns:aink="http://schemas.microsoft.com/office/drawing/2016/ink" xmlns:am3d="http://schemas.microsoft.com/office/drawing/2017/model3d" xmlns:o="urn:schemas-microsoft-com:office:office" xmlns:oel="http://schemas.microsoft.com/office/2019/extlst" xmlns:r="http://schemas.openxmlformats.org/officeDocument/2006/relationships" xmlns:m="http://schemas.openxmlformats.org/officeDocument/2006/math" xmlns:v="urn:schemas-microsoft-com:vml" xmlns:wp14="http://schemas.microsoft.com/office/word/2010/wordprocessingDrawing" xmlns:wp="http://schemas.openxmlformats.org/drawingml/2006/wordprocessingDrawing" xmlns:w10="urn:schemas-microsoft-com:office:word" xmlns:w="http://schemas.openxmlformats.org/wordprocessingml/2006/main" xmlns:w14="http://schemas.microsoft.com/office/word/2010/wordml" xmlns:w15="http://schemas.microsoft.com/office/word/2012/wordml" xmlns:w16cei="http://schemas.microsoft.com/office/word/2026/wordml/cei" xmlns:w16cex="http://schemas.microsoft.com/office/word/2018/wordml/cex" xmlns:w16cid="http://schemas.microsoft.com/office/word/2016/wordml/cid" xmlns:w16="http://schemas.microsoft.com/office/word/2018/wordml" xmlns:w16du="http://schemas.microsoft.com/office/word/2023/wordml/word16du" xmlns:w16sdtdh="http://schemas.microsoft.com/office/word/2020/wordml/sdtdatahash" xmlns:w16sdtfl="http://schemas.microsoft.com/office/word/2024/wordml/sdtformatlock" xmlns:w16se="http://schemas.microsoft.com/office/word/2015/wordml/symex" xmlns:wpg="http://schemas.microsoft.com/office/word/2010/wordprocessingGroup" xmlns:wpi="http://schemas.microsoft.com/office/word/2010/wordprocessingInk" xmlns:wne="http://schemas.microsoft.com/office/word/2006/wordml" xmlns:wps="http://schemas.microsoft.com/office/word/2010/wordprocessingShape" mc:Ignorable="w14 w15 w16se w16cid w16 w16cex w16sdtdh w16sdtfl w16du wp14">
+<w:footnotes xmlns:wpc="http://schemas.microsoft.com/office/word/2010/wordprocessingCanvas" xmlns:cx="http://schemas.microsoft.com/office/drawing/2014/chartex" xmlns:cx1="http://schemas.microsoft.com/office/drawing/2015/9/8/chartex" xmlns:cx2="http://schemas.microsoft.com/office/drawing/2015/10/21/chartex" xmlns:cx3="http://schemas.microsoft.com/office/drawing/2016/5/9/chartex" xmlns:cx4="http://schemas.microsoft.com/office/drawing/2016/5/10/chartex" xmlns:cx5="http://schemas.microsoft.com/office/drawing/2016/5/11/chartex" xmlns:cx6="http://schemas.microsoft.com/office/drawing/2016/5/12/chartex" xmlns:cx7="http://schemas.microsoft.com/office/drawing/2016/5/13/chartex" xmlns:cx8="http://schemas.microsoft.com/office/drawing/2016/5/14/chartex" xmlns:mc="http://schemas.openxmlformats.org/markup-compatibility/2006" xmlns:aink="http://schemas.microsoft.com/office/drawing/2016/ink" xmlns:am3d="http://schemas.microsoft.com/office/drawing/2017/model3d" xmlns:o="urn:schemas-microsoft-com:office:office" xmlns:oel="http://schemas.microsoft.com/office/2019/extlst" xmlns:r="http://schemas.openxmlformats.org/officeDocument/2006/relationships" xmlns:m="http://schemas.openxmlformats.org/officeDocument/2006/math" xmlns:v="urn:schemas-microsoft-com:vml" xmlns:wp14="http://schemas.microsoft.com/office/word/2010/wordprocessingDrawing" xmlns:wp="http://schemas.openxmlformats.org/drawingml/2006/wordprocessingDrawing" xmlns:w10="urn:schemas-microsoft-com:office:word" xmlns:w="http://schemas.openxmlformats.org/wordprocessingml/2006/main" xmlns:w14="http://schemas.microsoft.com/office/word/2010/wordml" xmlns:w15="http://schemas.microsoft.com/office/word/2012/wordml" xmlns:w16cex="http://schemas.microsoft.com/office/word/2018/wordml/cex" xmlns:w16cid="http://schemas.microsoft.com/office/word/2016/wordml/cid" xmlns:w16="http://schemas.microsoft.com/office/word/2018/wordml" xmlns:w16du="http://schemas.microsoft.com/office/word/2023/wordml/word16du" xmlns:w16sdtdh="http://schemas.microsoft.com/office/word/2020/wordml/sdtdatahash" xmlns:w16sdtfl="http://schemas.microsoft.com/office/word/2024/wordml/sdtformatlock" xmlns:w16se="http://schemas.microsoft.com/office/word/2015/wordml/symex" xmlns:wpg="http://schemas.microsoft.com/office/word/2010/wordprocessingGroup" xmlns:wpi="http://schemas.microsoft.com/office/word/2010/wordprocessingInk" xmlns:wne="http://schemas.microsoft.com/office/word/2006/wordml" xmlns:wps="http://schemas.microsoft.com/office/word/2010/wordprocessingShape" mc:Ignorable="w14 w15 w16se w16cid w16 w16cex w16sdtdh w16sdtfl w16du wp14">
   <w:footnote w:type="separator" w:id="-1">
     <w:p>
       <w:pPr>
@@ -14599,7 +14760,7 @@
 </file>
 
 <file path=word/header1.xml><?xml version="1.0" encoding="utf-8"?>
-<w:hdr xmlns:wpc="http://schemas.microsoft.com/office/word/2010/wordprocessingCanvas" xmlns:cx="http://schemas.microsoft.com/office/drawing/2014/chartex" xmlns:cx1="http://schemas.microsoft.com/office/drawing/2015/9/8/chartex" xmlns:cx2="http://schemas.microsoft.com/office/drawing/2015/10/21/chartex" xmlns:cx3="http://schemas.microsoft.com/office/drawing/2016/5/9/chartex" xmlns:cx4="http://schemas.microsoft.com/office/drawing/2016/5/10/chartex" xmlns:cx5="http://schemas.microsoft.com/office/drawing/2016/5/11/chartex" xmlns:cx6="http://schemas.microsoft.com/office/drawing/2016/5/12/chartex" xmlns:cx7="http://schemas.microsoft.com/office/drawing/2016/5/13/chartex" xmlns:cx8="http://schemas.microsoft.com/office/drawing/2016/5/14/chartex" xmlns:mc="http://schemas.openxmlformats.org/markup-compatibility/2006" xmlns:aink="http://schemas.microsoft.com/office/drawing/2016/ink" xmlns:am3d="http://schemas.microsoft.com/office/drawing/2017/model3d" xmlns:o="urn:schemas-microsoft-com:office:office" xmlns:oel="http://schemas.microsoft.com/office/2019/extlst" xmlns:r="http://schemas.openxmlformats.org/officeDocument/2006/relationships" xmlns:m="http://schemas.openxmlformats.org/officeDocument/2006/math" xmlns:v="urn:schemas-microsoft-com:vml" xmlns:wp14="http://schemas.microsoft.com/office/word/2010/wordprocessingDrawing" xmlns:wp="http://schemas.openxmlformats.org/drawingml/2006/wordprocessingDrawing" xmlns:w10="urn:schemas-microsoft-com:office:word" xmlns:w="http://schemas.openxmlformats.org/wordprocessingml/2006/main" xmlns:w14="http://schemas.microsoft.com/office/word/2010/wordml" xmlns:w15="http://schemas.microsoft.com/office/word/2012/wordml" xmlns:w16cei="http://schemas.microsoft.com/office/word/2026/wordml/cei" xmlns:w16cex="http://schemas.microsoft.com/office/word/2018/wordml/cex" xmlns:w16cid="http://schemas.microsoft.com/office/word/2016/wordml/cid" xmlns:w16="http://schemas.microsoft.com/office/word/2018/wordml" xmlns:w16du="http://schemas.microsoft.com/office/word/2023/wordml/word16du" xmlns:w16sdtdh="http://schemas.microsoft.com/office/word/2020/wordml/sdtdatahash" xmlns:w16sdtfl="http://schemas.microsoft.com/office/word/2024/wordml/sdtformatlock" xmlns:w16se="http://schemas.microsoft.com/office/word/2015/wordml/symex" xmlns:wpg="http://schemas.microsoft.com/office/word/2010/wordprocessingGroup" xmlns:wpi="http://schemas.microsoft.com/office/word/2010/wordprocessingInk" xmlns:wne="http://schemas.microsoft.com/office/word/2006/wordml" xmlns:wps="http://schemas.microsoft.com/office/word/2010/wordprocessingShape" mc:Ignorable="w14 w15 w16se w16cid w16 w16cex w16sdtdh w16sdtfl w16du wp14">
+<w:hdr xmlns:wpc="http://schemas.microsoft.com/office/word/2010/wordprocessingCanvas" xmlns:cx="http://schemas.microsoft.com/office/drawing/2014/chartex" xmlns:cx1="http://schemas.microsoft.com/office/drawing/2015/9/8/chartex" xmlns:cx2="http://schemas.microsoft.com/office/drawing/2015/10/21/chartex" xmlns:cx3="http://schemas.microsoft.com/office/drawing/2016/5/9/chartex" xmlns:cx4="http://schemas.microsoft.com/office/drawing/2016/5/10/chartex" xmlns:cx5="http://schemas.microsoft.com/office/drawing/2016/5/11/chartex" xmlns:cx6="http://schemas.microsoft.com/office/drawing/2016/5/12/chartex" xmlns:cx7="http://schemas.microsoft.com/office/drawing/2016/5/13/chartex" xmlns:cx8="http://schemas.microsoft.com/office/drawing/2016/5/14/chartex" xmlns:mc="http://schemas.openxmlformats.org/markup-compatibility/2006" xmlns:aink="http://schemas.microsoft.com/office/drawing/2016/ink" xmlns:am3d="http://schemas.microsoft.com/office/drawing/2017/model3d" xmlns:o="urn:schemas-microsoft-com:office:office" xmlns:oel="http://schemas.microsoft.com/office/2019/extlst" xmlns:r="http://schemas.openxmlformats.org/officeDocument/2006/relationships" xmlns:m="http://schemas.openxmlformats.org/officeDocument/2006/math" xmlns:v="urn:schemas-microsoft-com:vml" xmlns:wp14="http://schemas.microsoft.com/office/word/2010/wordprocessingDrawing" xmlns:wp="http://schemas.openxmlformats.org/drawingml/2006/wordprocessingDrawing" xmlns:w10="urn:schemas-microsoft-com:office:word" xmlns:w="http://schemas.openxmlformats.org/wordprocessingml/2006/main" xmlns:w14="http://schemas.microsoft.com/office/word/2010/wordml" xmlns:w15="http://schemas.microsoft.com/office/word/2012/wordml" xmlns:w16cex="http://schemas.microsoft.com/office/word/2018/wordml/cex" xmlns:w16cid="http://schemas.microsoft.com/office/word/2016/wordml/cid" xmlns:w16="http://schemas.microsoft.com/office/word/2018/wordml" xmlns:w16du="http://schemas.microsoft.com/office/word/2023/wordml/word16du" xmlns:w16sdtdh="http://schemas.microsoft.com/office/word/2020/wordml/sdtdatahash" xmlns:w16sdtfl="http://schemas.microsoft.com/office/word/2024/wordml/sdtformatlock" xmlns:w16se="http://schemas.microsoft.com/office/word/2015/wordml/symex" xmlns:wpg="http://schemas.microsoft.com/office/word/2010/wordprocessingGroup" xmlns:wpi="http://schemas.microsoft.com/office/word/2010/wordprocessingInk" xmlns:wne="http://schemas.microsoft.com/office/word/2006/wordml" xmlns:wps="http://schemas.microsoft.com/office/word/2010/wordprocessingShape" mc:Ignorable="w14 w15 w16se w16cid w16 w16cex w16sdtdh w16sdtfl w16du wp14">
   <w:p>
     <w:pPr>
       <w:pStyle w:val="a8"/>
@@ -14651,7 +14812,7 @@
 </file>
 
 <file path=word/numbering.xml><?xml version="1.0" encoding="utf-8"?>
-<w:numbering xmlns:wpc="http://schemas.microsoft.com/office/word/2010/wordprocessingCanvas" xmlns:cx="http://schemas.microsoft.com/office/drawing/2014/chartex" xmlns:cx1="http://schemas.microsoft.com/office/drawing/2015/9/8/chartex" xmlns:cx2="http://schemas.microsoft.com/office/drawing/2015/10/21/chartex" xmlns:cx3="http://schemas.microsoft.com/office/drawing/2016/5/9/chartex" xmlns:cx4="http://schemas.microsoft.com/office/drawing/2016/5/10/chartex" xmlns:cx5="http://schemas.microsoft.com/office/drawing/2016/5/11/chartex" xmlns:cx6="http://schemas.microsoft.com/office/drawing/2016/5/12/chartex" xmlns:cx7="http://schemas.microsoft.com/office/drawing/2016/5/13/chartex" xmlns:cx8="http://schemas.microsoft.com/office/drawing/2016/5/14/chartex" xmlns:mc="http://schemas.openxmlformats.org/markup-compatibility/2006" xmlns:aink="http://schemas.microsoft.com/office/drawing/2016/ink" xmlns:am3d="http://schemas.microsoft.com/office/drawing/2017/model3d" xmlns:o="urn:schemas-microsoft-com:office:office" xmlns:oel="http://schemas.microsoft.com/office/2019/extlst" xmlns:r="http://schemas.openxmlformats.org/officeDocument/2006/relationships" xmlns:m="http://schemas.openxmlformats.org/officeDocument/2006/math" xmlns:v="urn:schemas-microsoft-com:vml" xmlns:wp14="http://schemas.microsoft.com/office/word/2010/wordprocessingDrawing" xmlns:wp="http://schemas.openxmlformats.org/drawingml/2006/wordprocessingDrawing" xmlns:w10="urn:schemas-microsoft-com:office:word" xmlns:w="http://schemas.openxmlformats.org/wordprocessingml/2006/main" xmlns:w14="http://schemas.microsoft.com/office/word/2010/wordml" xmlns:w15="http://schemas.microsoft.com/office/word/2012/wordml" xmlns:w16cei="http://schemas.microsoft.com/office/word/2026/wordml/cei" xmlns:w16cex="http://schemas.microsoft.com/office/word/2018/wordml/cex" xmlns:w16cid="http://schemas.microsoft.com/office/word/2016/wordml/cid" xmlns:w16="http://schemas.microsoft.com/office/word/2018/wordml" xmlns:w16du="http://schemas.microsoft.com/office/word/2023/wordml/word16du" xmlns:w16sdtdh="http://schemas.microsoft.com/office/word/2020/wordml/sdtdatahash" xmlns:w16sdtfl="http://schemas.microsoft.com/office/word/2024/wordml/sdtformatlock" xmlns:w16se="http://schemas.microsoft.com/office/word/2015/wordml/symex" xmlns:wpg="http://schemas.microsoft.com/office/word/2010/wordprocessingGroup" xmlns:wpi="http://schemas.microsoft.com/office/word/2010/wordprocessingInk" xmlns:wne="http://schemas.microsoft.com/office/word/2006/wordml" xmlns:wps="http://schemas.microsoft.com/office/word/2010/wordprocessingShape" mc:Ignorable="w14 w15 w16se w16cid w16 w16cex w16sdtdh w16sdtfl w16du wp14">
+<w:numbering xmlns:wpc="http://schemas.microsoft.com/office/word/2010/wordprocessingCanvas" xmlns:cx="http://schemas.microsoft.com/office/drawing/2014/chartex" xmlns:cx1="http://schemas.microsoft.com/office/drawing/2015/9/8/chartex" xmlns:cx2="http://schemas.microsoft.com/office/drawing/2015/10/21/chartex" xmlns:cx3="http://schemas.microsoft.com/office/drawing/2016/5/9/chartex" xmlns:cx4="http://schemas.microsoft.com/office/drawing/2016/5/10/chartex" xmlns:cx5="http://schemas.microsoft.com/office/drawing/2016/5/11/chartex" xmlns:cx6="http://schemas.microsoft.com/office/drawing/2016/5/12/chartex" xmlns:cx7="http://schemas.microsoft.com/office/drawing/2016/5/13/chartex" xmlns:cx8="http://schemas.microsoft.com/office/drawing/2016/5/14/chartex" xmlns:mc="http://schemas.openxmlformats.org/markup-compatibility/2006" xmlns:aink="http://schemas.microsoft.com/office/drawing/2016/ink" xmlns:am3d="http://schemas.microsoft.com/office/drawing/2017/model3d" xmlns:o="urn:schemas-microsoft-com:office:office" xmlns:oel="http://schemas.microsoft.com/office/2019/extlst" xmlns:r="http://schemas.openxmlformats.org/officeDocument/2006/relationships" xmlns:m="http://schemas.openxmlformats.org/officeDocument/2006/math" xmlns:v="urn:schemas-microsoft-com:vml" xmlns:wp14="http://schemas.microsoft.com/office/word/2010/wordprocessingDrawing" xmlns:wp="http://schemas.openxmlformats.org/drawingml/2006/wordprocessingDrawing" xmlns:w10="urn:schemas-microsoft-com:office:word" xmlns:w="http://schemas.openxmlformats.org/wordprocessingml/2006/main" xmlns:w14="http://schemas.microsoft.com/office/word/2010/wordml" xmlns:w15="http://schemas.microsoft.com/office/word/2012/wordml" xmlns:w16cex="http://schemas.microsoft.com/office/word/2018/wordml/cex" xmlns:w16cid="http://schemas.microsoft.com/office/word/2016/wordml/cid" xmlns:w16="http://schemas.microsoft.com/office/word/2018/wordml" xmlns:w16du="http://schemas.microsoft.com/office/word/2023/wordml/word16du" xmlns:w16sdtdh="http://schemas.microsoft.com/office/word/2020/wordml/sdtdatahash" xmlns:w16sdtfl="http://schemas.microsoft.com/office/word/2024/wordml/sdtformatlock" xmlns:w16se="http://schemas.microsoft.com/office/word/2015/wordml/symex" xmlns:wpg="http://schemas.microsoft.com/office/word/2010/wordprocessingGroup" xmlns:wpi="http://schemas.microsoft.com/office/word/2010/wordprocessingInk" xmlns:wne="http://schemas.microsoft.com/office/word/2006/wordml" xmlns:wps="http://schemas.microsoft.com/office/word/2010/wordprocessingShape" mc:Ignorable="w14 w15 w16se w16cid w16 w16cex w16sdtdh w16sdtfl w16du wp14">
   <w:abstractNum w:abstractNumId="0" w15:restartNumberingAfterBreak="0">
     <w:nsid w:val="63D36C0C"/>
     <w:multiLevelType w:val="multilevel"/>
